--- a/research/outreach/subjects/darity/Chapter_5_The_Accountability_Gap_2026-05-14.docx
+++ b/research/outreach/subjects/darity/Chapter_5_The_Accountability_Gap_2026-05-14.docx
@@ -1594,7 +1594,7 @@
         <w:pStyle w:val="BodyText"/>
       </w:pPr>
       <w:r>
-        <w:t xml:space="preserve">What this chapter has documented is the empirical state of bond posting in the American extraction regimes: the bond posted is far below the residual commons value, in nearly every case examined here, by orders of magnitude. The federal Black Lung Benefits Program has paid out forty-four billion dollars across half a century — a real number, not a small one — and the program’s Trust Fund is currently four point six billion dollars in debt, with no instrument in place that prices the cost severance the trust fund was designed to compensate for. The reclamation bonds posted by mining companies cover four to six billion dollars less than the actual reclamation cost of the sites whose extraction generated the bonds. The intergenerational obligation embedded in the Social Security trust-fund accounting has no Foreclosure Bond against it; the cost is structurally guaranteed to be borne by whichever generation happens to be in working age when the obligation matures. The framework names this as the accountability gap, and the gap is what the next chapters’ methodology and policy work address.</w:t>
+        <w:t xml:space="preserve">What this chapter has documented is the empirical state of bond posting in the American extraction regimes: the bond posted is far below the residual commons value, in nearly every case examined here, by orders of magnitude. The federal Black Lung Benefits Program has paid out forty-four billion dollars across half a century — a real number, not a small one — and the program’s Trust Fund carries roughly five point one billion dollars in outstanding debt as of September 2024, with no instrument in place that prices the cost severance the trust fund was designed to compensate for. The reclamation bonds posted by mining companies cover four to six billion dollars less than the actual reclamation cost of the sites whose extraction generated the bonds. The intergenerational obligation embedded in the Social Security trust-fund accounting has no Foreclosure Bond against it; the cost is structurally guaranteed to be borne by whichever generation happens to be in working age when the obligation matures. The framework names this as the accountability gap, and the gap is what the next chapters’ methodology and policy work address.</w:t>
       </w:r>
     </w:p>
     <w:p>
